--- a/워드/P2_학생용_워크북.docx
+++ b/워드/P2_학생용_워크북.docx
@@ -2249,7 +2249,7 @@
           <w:b w:val="0"/>
           <w:sz w:val="20"/>
         </w:rPr>
-        <w:t>☐  약한 부분도 받았다</w:t>
+        <w:t>☐  약한 부분도 받았는지 확인했다 (없으면 함께 달라고 요청했다)</w:t>
       </w:r>
     </w:p>
     <w:p>
